--- a/ru/discovery-articles/2.11 Картография.docx
+++ b/ru/discovery-articles/2.11 Картография.docx
@@ -4,136 +4,103 @@
   <w:body>
     <w:p>
       <w:pPr>
-        <w:spacing w:before="0" w:after="80"/>
+        <w:pStyle w:val="Title"/>
+        <w:widowControl/>
       </w:pPr>
       <w:r>
-        <w:rPr>
-          <w:rFonts w:ascii="Calibri" w:hAnsi="Calibri" w:cs="Calibri"/>
-          <w:b/>
-          <w:color w:val="2E74B5"/>
-          <w:sz w:val="20"/>
-        </w:rPr>
-        <w:t>2. Знания, наука и измерения</w:t>
+        <w:t>2.11 Картография</w:t>
       </w:r>
     </w:p>
     <w:p>
       <w:pPr>
         <w:keepNext/>
-        <w:spacing w:before="0" w:after="120"/>
+        <w:widowControl/>
       </w:pPr>
       <w:r>
         <w:rPr>
-          <w:rFonts w:ascii="Calibri" w:hAnsi="Calibri" w:cs="Calibri"/>
-          <w:b/>
-          <w:color w:val="0B2545"/>
-          <w:sz w:val="48"/>
+          <w:sz w:val="20"/>
         </w:rPr>
-        <w:t>2.11 Картография</w:t>
+        <w:t>2. Познание, наука и измерения</w:t>
       </w:r>
     </w:p>
     <w:p>
       <w:pPr>
-        <w:spacing w:before="0" w:after="200" w:line="276" w:lineRule="auto"/>
+        <w:keepNext/>
+        <w:widowControl/>
       </w:pPr>
       <w:r>
         <w:rPr>
-          <w:rFonts w:ascii="Calibri" w:hAnsi="Calibri" w:cs="Calibri"/>
-          <w:i/>
-          <w:color w:val="666666"/>
-          <w:sz w:val="21"/>
+          <w:sz w:val="20"/>
         </w:rPr>
-        <w:t>Период: от древности до наших дней; важнейшие достижения в проекциях и геодезической съёмке относятся к раннему Новому и Новейшему времени | Ключевые фигуры и традиции: Птолемей; исламские и китайские картографические традиции; Меркатор; съёмки Кассини; позднее — национальные картографические службы и коллективы дистанционного зондирования</w:t>
+        <w:t>Период: с древности; крупные достижения в проекциях и съёмке — в раннее Новое время и современную эпоху | Основные участники: Птолемей, исламские и китайские картографические традиции, Меркатор, съёмки Кассини; позднее национальные картографические службы и специалисты дистанционного зондирования</w:t>
       </w:r>
     </w:p>
     <w:p>
       <w:pPr>
-        <w:spacing w:before="0" w:after="200" w:line="300" w:lineRule="auto"/>
+        <w:widowControl/>
       </w:pPr>
       <w:r>
-        <w:rPr>
-          <w:rFonts w:ascii="Calibri" w:hAnsi="Calibri" w:cs="Calibri"/>
-          <w:color w:val="0B2545"/>
-          <w:sz w:val="23"/>
-        </w:rPr>
-        <w:t>Картография превращает криволинейную поверхность Земли в полезные изображения — карты, на которых сохраняются маршруты, границы, высоты и названия. Она объединила геометрию, знания путешественников, а позднее и спутники в общую пространственную память.</w:t>
+        <w:t>Картография превращает криволинейную поверхность Земли в удобные изображения — карты маршрутов, границ, высот и названий. Она объединила геометрию, опыт путешествий, позднее спутниковые данные в общую память о пространстве.</w:t>
       </w:r>
     </w:p>
     <w:p>
       <w:pPr>
         <w:pStyle w:val="Heading1"/>
+        <w:widowControl/>
       </w:pPr>
       <w:r>
-        <w:t>Ключевые факты</w:t>
+        <w:t>Кратко о главном</w:t>
       </w:r>
     </w:p>
     <w:p>
       <w:pPr>
-        <w:keepLines/>
-        <w:spacing w:after="80" w:line="300" w:lineRule="auto"/>
-        <w:numPr>
-          <w:ilvl w:val="0"/>
-          <w:numId w:val="10"/>
-        </w:numPr>
+        <w:pStyle w:val="ListBullet"/>
+        <w:widowControl/>
       </w:pPr>
       <w:r>
-        <w:t>Древние и средневековые культуры создавали карты мира и отдельных регионов с разными центрами и представлениями о мироустройстве.</w:t>
+        <w:t>Древние и средневековые культуры изображали мир и отдельные земли с разными центрами и представлениями об устройстве Вселенной.</w:t>
       </w:r>
     </w:p>
     <w:p>
       <w:pPr>
-        <w:keepLines/>
-        <w:spacing w:after="80" w:line="300" w:lineRule="auto"/>
-        <w:numPr>
-          <w:ilvl w:val="0"/>
-          <w:numId w:val="10"/>
-        </w:numPr>
+        <w:pStyle w:val="ListBullet"/>
+        <w:widowControl/>
       </w:pPr>
       <w:r>
-        <w:t>«География» Птолемея предложила координатную систему, которую картографы позднейших эпох возродили и переосмыслили.</w:t>
+        <w:t>«География» Птолемея предложила координатную основу, которую позднейшие картографы возрождали и обсуждали.</w:t>
       </w:r>
     </w:p>
     <w:p>
       <w:pPr>
-        <w:keepLines/>
-        <w:spacing w:after="80" w:line="300" w:lineRule="auto"/>
-        <w:numPr>
-          <w:ilvl w:val="0"/>
-          <w:numId w:val="10"/>
-        </w:numPr>
+        <w:pStyle w:val="ListBullet"/>
+        <w:widowControl/>
       </w:pPr>
       <w:r>
-        <w:t>Проекция Меркатора 1569 года облегчила морскую навигацию по локсодромиям, но исказила площади.</w:t>
+        <w:t>Проекция Меркатора 1569 года помогала идти постоянным компасным курсом по локсодромии, но увеличивала площади у полюсов.</w:t>
       </w:r>
     </w:p>
     <w:p>
       <w:pPr>
-        <w:keepLines/>
-        <w:spacing w:after="80" w:line="300" w:lineRule="auto"/>
-        <w:numPr>
-          <w:ilvl w:val="0"/>
-          <w:numId w:val="10"/>
-        </w:numPr>
+        <w:pStyle w:val="ListBullet"/>
+        <w:widowControl/>
       </w:pPr>
       <w:r>
-        <w:t>Триангуляционные съёмки и национальные картографические службы стандартизировали подробные топографические листы.</w:t>
+        <w:t>Триангуляционная съёмка и национальные службы упорядочили крупномасштабные топографические карты.</w:t>
       </w:r>
     </w:p>
     <w:p>
       <w:pPr>
-        <w:keepLines/>
-        <w:spacing w:after="80" w:line="300" w:lineRule="auto"/>
-        <w:numPr>
-          <w:ilvl w:val="0"/>
-          <w:numId w:val="10"/>
-        </w:numPr>
+        <w:pStyle w:val="ListBullet"/>
+        <w:widowControl/>
       </w:pPr>
       <w:r>
-        <w:t>Аэрофотосъёмка, GPS и ГИС сегодня непрерывно обновляют карты по данным датчиков и баз данных.</w:t>
+        <w:t>Аэрофотосъёмка, GPS и геоинформационные системы, ГИС, позволяют постоянно обновлять карты по данным датчиков и баз.</w:t>
       </w:r>
     </w:p>
     <w:p>
       <w:pPr>
         <w:pStyle w:val="Heading1"/>
+        <w:widowControl/>
       </w:pPr>
       <w:r>
         <w:t>Что это такое</w:t>
@@ -141,143 +108,101 @@
     </w:p>
     <w:p>
       <w:pPr>
-        <w:keepLines w:val="0"/>
+        <w:widowControl/>
       </w:pPr>
       <w:r>
-        <w:t>Картография — искусство и наука создания карт: выбора существенных сведений, переноса круглой Земли на плоский лист или экран и кодирования информации условными знаками. Карта никогда не воспроизводит территорию целиком, а целенаправленно её упрощает: моряку нужны берега, инженеру — горизонтали, государству — административные границы.</w:t>
-      </w:r>
-    </w:p>
-    <w:p>
-      <w:pPr>
-        <w:keepLines w:val="0"/>
-      </w:pPr>
-      <w:r>
-        <w:t>Масштаб, легенда и проекция — решения, которые влияют на смысл изображения. Проще говоря, картография закрепляет знания странников в форме, которую можно сложить, передать другому и обсуждать.</w:t>
+        <w:t>Картография — искусство и наука создания карт. Нужно выбрать важное, перенести круглую Землю на плоский лист или экран и обозначить объекты понятными знаками. Карта не равна всей местности: это целенаправленное упрощение — береговая линия для моряка, линии высот для инженера, административные районы для властей. Масштаб, легенда и проекция — решения с последствиями. Знания путешественников превращаются в предмет, который можно сложить, передать другому и обсудить.</w:t>
       </w:r>
     </w:p>
     <w:p>
       <w:pPr>
         <w:pStyle w:val="Heading1"/>
+        <w:widowControl/>
       </w:pPr>
       <w:r>
-        <w:t>Кто это открыл или изобрёл</w:t>
+        <w:t>Кто открыл или изобрёл</w:t>
       </w:r>
     </w:p>
     <w:p>
       <w:pPr>
-        <w:keepLines w:val="0"/>
+        <w:widowControl/>
       </w:pPr>
       <w:r>
-        <w:t>У картографии множество истоков. Месопотамские, египетские, греческие, китайские и исламские учёные изображали мир в соответствии со своими путешествиями и представлениями; Птолемей составил списки координат, заново открытые Европой эпохи Возрождения.</w:t>
-      </w:r>
-    </w:p>
-    <w:p>
-      <w:pPr>
-        <w:keepLines w:val="0"/>
-      </w:pPr>
-      <w:r>
-        <w:t>Меркатор решил задачу проекции, удобной мореплавателю; экспедиции Кассини, а позднее государственные геодезические службы превратили точное картографирование стран в системную работу. Свой вклад внесли знания коренных народов о маршрутах и морские портоланы. Карту не изобрёл один человек: сообществам всегда было необходимо помнить, где находятся вода, опасность и власть.</w:t>
+        <w:t>У карт много создателей. Месопотамские, египетские, греческие, китайские и исламские учёные изображали мир в соответствии с путешествиями и представлениями своей эпохи. Птолемей собрал списки координат, вновь открытые Европой Возрождения. Меркатор решил задачу навигационной проекции, а группы Кассини и последующие государственные съёмки наладили точное картографирование стран. Знания коренных народов о путях и морские карты-портоланы также питали ремесло. Ни один человек не изобрёл составление карт: общинам требовалось помнить, где находятся вода, опасность и власть.</w:t>
       </w:r>
     </w:p>
     <w:p>
       <w:pPr>
         <w:pStyle w:val="Heading1"/>
+        <w:widowControl/>
       </w:pPr>
       <w:r>
-        <w:t>Когда и как это появилось</w:t>
+        <w:t>Когда и как появилось</w:t>
       </w:r>
     </w:p>
     <w:p>
       <w:pPr>
-        <w:keepLines w:val="0"/>
+        <w:widowControl/>
       </w:pPr>
       <w:r>
-        <w:t>Схематические карты известны с древности, а средневековые карты мира соединяли географию с богословием. Атлантические путешествия раннего Нового времени потребовали более точных карт побережий и проекций всего земного шара.</w:t>
-      </w:r>
-    </w:p>
-    <w:p>
-      <w:pPr>
-        <w:keepLines w:val="0"/>
-      </w:pPr>
-      <w:r>
-        <w:t>В XVIII и XIX веках триангуляционные сети породили серии топографических карт, с помощью которых государства могли собирать налоги и защищать территории. В XX столетии фотограмметрия, а затем спутниковая геодезия ускорили обновление данных. Цифровые ГИС сделали слои редактируемыми и пригодными для запросов. Карты каждой эпохи показывают, за какие знания платили правители и торговцы — и что они предпочитали стирать.</w:t>
+        <w:t>Схематические карты появились в древности; средневековые карты мира соединяли богословие и географию. Атлантическое мореплавание раннего Нового времени требовало лучших береговых карт и проекций мира. В XVIII–XIX веках сети триангуляции — измерения через связанные треугольники — создали серии топографических листов для налогообложения и обороны. В XX веке фотограмметрия, то есть измерения по снимкам, а позднее спутниковая геодезия ускорили обновление. Цифровые ГИС позволили редактировать слои и искать данные. Карты каждой эпохи показывают, за какие знания платили правители и торговцы и что предпочитали исключать.</w:t>
       </w:r>
     </w:p>
     <w:p>
       <w:pPr>
         <w:pStyle w:val="Heading1"/>
+        <w:widowControl/>
       </w:pPr>
       <w:r>
-        <w:t>Научное значение</w:t>
+        <w:t>Значение для науки</w:t>
       </w:r>
     </w:p>
     <w:p>
       <w:pPr>
-        <w:keepLines w:val="0"/>
+        <w:widowControl/>
       </w:pPr>
       <w:r>
-        <w:t>Картография — прикладная геометрия и измерение: широта, долгота, геодезия и оценка погрешностей на криволинейной Земле. Теория проекций показывает, что при переносе поверхности на плоскость невозможно одновременно сохранить все метрические свойства; выбор допустимого искажения становится проявлением научной честности.</w:t>
-      </w:r>
-    </w:p>
-    <w:p>
-      <w:pPr>
-        <w:keepLines w:val="0"/>
-      </w:pPr>
-      <w:r>
-        <w:t>Геодезическая съёмка связала астрономические координаты с рельефом. Современное дистанционное зондирование превращает измеренное излучение в классы земного покрова, но это по-прежнему картографический акт интерпретации. Без общих пространственных систем экология, геология и эпидемиология лишились бы единой сцены.</w:t>
+        <w:t>Картография применяет геометрию и измерения к широте, долготе, форме Земли и погрешностям. Проекции показывают, что все свойства поверхности нельзя сохранить одновременно: признанный выбор искажения — проявление научной честности. Съёмка связала астрономические положения с рельефом. Современное дистанционное зондирование превращает измеренное излучение в классификацию земной поверхности; это тоже картографическая интерпретация. Без общих пространственных координат экология, геология и эпидемиология потеряли бы единую основу сравнения.</w:t>
       </w:r>
     </w:p>
     <w:p>
       <w:pPr>
         <w:pStyle w:val="Heading1"/>
+        <w:widowControl/>
       </w:pPr>
       <w:r>
-        <w:t>Влияние на последующее развитие</w:t>
+        <w:t>Влияние на дальнейшее развитие</w:t>
       </w:r>
     </w:p>
     <w:p>
       <w:pPr>
-        <w:keepLines w:val="0"/>
+        <w:widowControl/>
       </w:pPr>
       <w:r>
-        <w:t>Империи, железные дороги и воздушные маршруты сначала проектировались на карте. Городское планирование, земельный кадастр и помощь при бедствиях зависят от надёжных базовых слоёв. Навигационное приложение в кармане — это карта, которая непрерывно пересчитывается.</w:t>
-      </w:r>
-    </w:p>
-    <w:p>
-      <w:pPr>
-        <w:keepLines w:val="0"/>
-      </w:pPr>
-      <w:r>
-        <w:t>Климатология и исследования биоразнообразия публикуют результаты в картографических сетках. И военная, и гуманитарная логистика используют карту как оперативную память. Новые инструменты изменили носитель, но не отменили необходимости проецировать, отбирать и обозначать.</w:t>
+        <w:t>Империи, железные дороги и воздушные маршруты сначала планировали на картах. Градостроительство, земельные кадастры и помощь при бедствиях зависят от надёжных базовых слоёв. Навигационное приложение — постоянно пересчитываемая карманная картография; GPS означает глобальную систему определения местоположения. Науки о климате и биоразнообразии публикуют данные в картографических сетках. Военная и гуманитарная логистика используют карту как память для действий. Новые средства изменили носитель, но не отменили выбора проекции, содержания и условных знаков.</w:t>
       </w:r>
     </w:p>
     <w:p>
       <w:pPr>
         <w:pStyle w:val="Heading1"/>
+        <w:widowControl/>
       </w:pPr>
       <w:r>
-        <w:t>Как это изменило жизнь людей</w:t>
+        <w:t>Как изменило жизнь людей</w:t>
       </w:r>
     </w:p>
     <w:p>
       <w:pPr>
-        <w:keepLines w:val="0"/>
+        <w:widowControl/>
       </w:pPr>
       <w:r>
-        <w:t>Люди научились представлять далёкие места как фигуры на бумаге — и с благими, и с разрушительными последствиями: путешествия, завоевания, туризм и бегство беженцев следуют линиям, нанесённым раньше, чем по ним прошли ноги.</w:t>
-      </w:r>
-    </w:p>
-    <w:p>
-      <w:pPr>
-        <w:keepLines w:val="0"/>
-      </w:pPr>
-      <w:r>
-        <w:t>Границы участков на карте определяют средства к существованию, а отсутствие деревни на официальном листе может означать забвение. Школьные атласы учили, где проходит граница между «своим» и «чужим». Сегодня путь показывает светящаяся синяя точка, но кто-то по-прежнему решает, какие дороги нанести и какие места оставить без названия.</w:t>
+        <w:t>Люди научились представлять далёкие места как очертания на бумаге. Это служило исследованиям, завоеваниям, туризму и бегству беженцев: нарисованные линии часто предшествуют реальному пути. Границы участков определяют благополучие, а отсутствие деревни на официальной карте может означать пренебрежение её нуждами. Школьные атласы формировали чувство принадлежности и представления о других. Сегодня светящаяся синяя точка помогает идти по улице, но кто-то по-прежнему выбирает, какие дороги показать и какие места оставить без названия.</w:t>
       </w:r>
     </w:p>
     <w:p>
       <w:pPr>
         <w:pStyle w:val="Heading1"/>
+        <w:widowControl/>
       </w:pPr>
       <w:r>
         <w:t>Источники и литература</w:t>
@@ -286,120 +211,126 @@
     <w:p>
       <w:pPr>
         <w:pStyle w:val="Heading2"/>
+        <w:widowControl/>
       </w:pPr>
       <w:r>
-        <w:t>A. Книги и основные научные труды</w:t>
+        <w:rPr>
+          <w:sz w:val="20"/>
+        </w:rPr>
+        <w:t>Книги и основные научные труды</w:t>
       </w:r>
     </w:p>
     <w:p>
       <w:pPr>
-        <w:keepLines/>
-        <w:spacing w:after="80" w:line="300" w:lineRule="auto"/>
-        <w:numPr>
-          <w:ilvl w:val="0"/>
-          <w:numId w:val="11"/>
-        </w:numPr>
+        <w:widowControl/>
       </w:pPr>
       <w:r>
-        <w:t>Thrower, Norman J. W. Maps and Civilization. 3rd ed. Chicago: University of Chicago Press, 2008.</w:t>
+        <w:rPr>
+          <w:sz w:val="20"/>
+        </w:rPr>
+        <w:t>1. Thrower, Norman J. W. Maps and Civilization. 3rd ed. Chicago: University of Chicago Press, 2008.</w:t>
       </w:r>
     </w:p>
     <w:p>
       <w:pPr>
         <w:pStyle w:val="Heading2"/>
+        <w:widowControl/>
       </w:pPr>
       <w:r>
-        <w:t>C. Материалы научных учреждений и энциклопедий</w:t>
+        <w:rPr>
+          <w:sz w:val="20"/>
+        </w:rPr>
+        <w:t>Материалы организаций и энциклопедии</w:t>
       </w:r>
     </w:p>
     <w:p>
       <w:pPr>
-        <w:keepLines/>
-        <w:spacing w:after="80" w:line="300" w:lineRule="auto"/>
-        <w:numPr>
-          <w:ilvl w:val="0"/>
-          <w:numId w:val="12"/>
-        </w:numPr>
+        <w:widowControl/>
       </w:pPr>
       <w:r>
-        <w:t>Encyclopaedia Britannica. «Cartography».</w:t>
+        <w:rPr>
+          <w:sz w:val="20"/>
+        </w:rPr>
+        <w:t xml:space="preserve">1. Encyclopaedia Britannica. 'Cartography.' </w:t>
       </w:r>
+      <w:hyperlink r:id="rId9">
+        <w:r>
+          <w:rPr>
+            <w:sz w:val="20"/>
+          </w:rPr>
+          <w:t>https://www.britannica.com/science/cartography</w:t>
+        </w:r>
+      </w:hyperlink>
       <w:r>
-        <w:t xml:space="preserve"> </w:t>
+        <w:rPr>
+          <w:sz w:val="20"/>
+        </w:rPr>
+      </w:r>
+    </w:p>
+    <w:p>
+      <w:pPr>
+        <w:widowControl/>
+      </w:pPr>
+      <w:r>
+        <w:rPr>
+          <w:sz w:val="20"/>
+        </w:rPr>
+        <w:t xml:space="preserve">2. Encyclopaedia Britannica. 'Mercator projection.' </w:t>
+      </w:r>
+      <w:hyperlink r:id="rId10">
+        <w:r>
+          <w:rPr>
+            <w:sz w:val="20"/>
+          </w:rPr>
+          <w:t>https://www.britannica.com/science/Mercator-projection</w:t>
+        </w:r>
+      </w:hyperlink>
+      <w:r>
+        <w:rPr>
+          <w:sz w:val="20"/>
+        </w:rPr>
+      </w:r>
+    </w:p>
+    <w:p>
+      <w:pPr>
+        <w:pStyle w:val="Heading2"/>
+        <w:widowControl/>
+      </w:pPr>
+      <w:r>
+        <w:rPr>
+          <w:sz w:val="20"/>
+        </w:rPr>
+        <w:t>Материалы музеев, архивов и библиотек</w:t>
+      </w:r>
+    </w:p>
+    <w:p>
+      <w:pPr>
+        <w:widowControl/>
+      </w:pPr>
+      <w:r>
+        <w:rPr>
+          <w:sz w:val="20"/>
+        </w:rPr>
+        <w:t xml:space="preserve">1. British Library. Maps and views collections. </w:t>
       </w:r>
       <w:hyperlink r:id="rId11">
         <w:r>
           <w:rPr>
-            <w:color w:val="0563C1"/>
-            <w:u w:val="single"/>
-          </w:rPr>
-          <w:t>https://www.britannica.com/science/cartography</w:t>
-        </w:r>
-      </w:hyperlink>
-    </w:p>
-    <w:p>
-      <w:pPr>
-        <w:keepLines/>
-        <w:spacing w:after="80" w:line="300" w:lineRule="auto"/>
-        <w:numPr>
-          <w:ilvl w:val="0"/>
-          <w:numId w:val="12"/>
-        </w:numPr>
-      </w:pPr>
-      <w:r>
-        <w:t>Encyclopaedia Britannica. «Mercator Projection».</w:t>
-      </w:r>
-      <w:r>
-        <w:t xml:space="preserve"> </w:t>
-      </w:r>
-      <w:hyperlink r:id="rId12">
-        <w:r>
-          <w:rPr>
-            <w:color w:val="0563C1"/>
-            <w:u w:val="single"/>
-          </w:rPr>
-          <w:t>https://www.britannica.com/science/Mercator-projection</w:t>
-        </w:r>
-      </w:hyperlink>
-    </w:p>
-    <w:p>
-      <w:pPr>
-        <w:pStyle w:val="Heading2"/>
-      </w:pPr>
-      <w:r>
-        <w:t>D. Материалы музеев, архивов и библиотек</w:t>
-      </w:r>
-    </w:p>
-    <w:p>
-      <w:pPr>
-        <w:keepLines/>
-        <w:spacing w:after="80" w:line="300" w:lineRule="auto"/>
-        <w:numPr>
-          <w:ilvl w:val="0"/>
-          <w:numId w:val="13"/>
-        </w:numPr>
-      </w:pPr>
-      <w:r>
-        <w:t>British Library. Коллекции карт и видов.</w:t>
-      </w:r>
-      <w:r>
-        <w:t xml:space="preserve"> </w:t>
-      </w:r>
-      <w:hyperlink r:id="rId13">
-        <w:r>
-          <w:rPr>
-            <w:color w:val="0563C1"/>
-            <w:u w:val="single"/>
+            <w:sz w:val="20"/>
           </w:rPr>
           <w:t>https://www.bl.uk/collection-guides/maps</w:t>
         </w:r>
       </w:hyperlink>
+      <w:r>
+        <w:rPr>
+          <w:sz w:val="20"/>
+        </w:rPr>
+      </w:r>
     </w:p>
     <w:sectPr>
-      <w:headerReference w:type="default" r:id="rId9"/>
-      <w:footerReference w:type="default" r:id="rId10"/>
-      <w:pgSz w:w="12240" w:h="15840"/>
-      <w:pgMar w:top="1440" w:right="1440" w:bottom="1440" w:left="1440" w:header="708" w:footer="708" w:gutter="0"/>
+      <w:footerReference w:type="default" r:id="rId12"/>
+      <w:pgSz w:w="11906" w:h="16838"/>
+      <w:pgMar w:top="1020" w:right="1134" w:bottom="1020" w:left="1134" w:header="720" w:footer="720" w:gutter="0"/>
       <w:cols w:space="720"/>
       <w:docGrid w:linePitch="360"/>
     </w:sectPr>
@@ -412,60 +343,11 @@
   <w:p>
     <w:pPr>
       <w:pStyle w:val="Footer"/>
-      <w:spacing w:before="0" w:after="0"/>
       <w:jc w:val="right"/>
     </w:pPr>
-    <w:r>
-      <w:rPr>
-        <w:rFonts w:ascii="Calibri" w:hAnsi="Calibri" w:cs="Calibri"/>
-        <w:color w:val="666666"/>
-        <w:sz w:val="18"/>
-      </w:rPr>
-      <w:t xml:space="preserve">Страница </w:t>
-    </w:r>
-    <w:r>
-      <w:rPr>
-        <w:rFonts w:ascii="Calibri" w:hAnsi="Calibri" w:cs="Calibri"/>
-        <w:color w:val="666666"/>
-        <w:sz w:val="18"/>
-      </w:rPr>
-      <w:fldChar w:fldCharType="begin"/>
-      <w:instrText xml:space="preserve"> PAGE </w:instrText>
-      <w:fldChar w:fldCharType="separate"/>
-      <w:t>1</w:t>
-      <w:fldChar w:fldCharType="end"/>
-    </w:r>
+    <w:fldSimple w:instr="PAGE"/>
   </w:p>
 </w:ftr>
-</file>
-
-<file path=word/header1.xml><?xml version="1.0" encoding="utf-8"?>
-<w:hdr xmlns:m="http://schemas.openxmlformats.org/officeDocument/2006/math" xmlns:mc="http://schemas.openxmlformats.org/markup-compatibility/2006" xmlns:mo="http://schemas.microsoft.com/office/mac/office/2008/main" xmlns:mv="urn:schemas-microsoft-com:mac:vml" xmlns:o="urn:schemas-microsoft-com:office:office" xmlns:r="http://schemas.openxmlformats.org/officeDocument/2006/relationships" xmlns:v="urn:schemas-microsoft-com:vml" xmlns:w10="urn:schemas-microsoft-com:office:word" xmlns:w14="http://schemas.microsoft.com/office/word/2010/wordml" xmlns:w="http://schemas.openxmlformats.org/wordprocessingml/2006/main" xmlns:wne="http://schemas.microsoft.com/office/word/2006/wordml" xmlns:wp14="http://schemas.microsoft.com/office/word/2010/wordprocessingDrawing" xmlns:wp="http://schemas.openxmlformats.org/drawingml/2006/wordprocessingDrawing" xmlns:wpc="http://schemas.microsoft.com/office/word/2010/wordprocessingCanvas" xmlns:wpg="http://schemas.microsoft.com/office/word/2010/wordprocessingGroup" xmlns:wpi="http://schemas.microsoft.com/office/word/2010/wordprocessingInk" xmlns:wps="http://schemas.microsoft.com/office/word/2010/wordprocessingShape" mc:Ignorable="w14 wp14">
-  <w:p>
-    <w:pPr>
-      <w:pStyle w:val="Header"/>
-      <w:spacing w:after="0"/>
-      <w:jc w:val="left"/>
-    </w:pPr>
-    <w:r>
-      <w:rPr>
-        <w:rFonts w:ascii="Calibri" w:hAnsi="Calibri" w:cs="Calibri"/>
-        <w:b/>
-        <w:color w:val="666666"/>
-        <w:sz w:val="18"/>
-      </w:rPr>
-      <w:t>Открытия и изобретения</w:t>
-    </w:r>
-    <w:r>
-      <w:rPr>
-        <w:rFonts w:ascii="Calibri" w:hAnsi="Calibri" w:cs="Calibri"/>
-        <w:color w:val="666666"/>
-        <w:sz w:val="18"/>
-      </w:rPr>
-      <w:t xml:space="preserve">    |    2. Знания, наука и измерения</w:t>
-    </w:r>
-  </w:p>
-</w:hdr>
 </file>
 
 <file path=word/numbering.xml><?xml version="1.0" encoding="utf-8"?>
@@ -668,78 +550,6 @@
   <w:num w:numId="9">
     <w:abstractNumId w:val="0"/>
   </w:num>
-  <w:abstractNum w:abstractNumId="9">
-    <w:multiLevelType w:val="singleLevel"/>
-    <w:lvl w:ilvl="0">
-      <w:start w:val="1"/>
-      <w:numFmt w:val="bullet"/>
-      <w:lvlText w:val="•"/>
-      <w:lvlJc w:val="left"/>
-      <w:pPr>
-        <w:tabs>
-          <w:tab w:val="num" w:pos="540"/>
-        </w:tabs>
-        <w:ind w:left="540" w:hanging="270"/>
-      </w:pPr>
-    </w:lvl>
-  </w:abstractNum>
-  <w:num w:numId="10">
-    <w:abstractNumId w:val="9"/>
-  </w:num>
-  <w:abstractNum w:abstractNumId="10">
-    <w:multiLevelType w:val="singleLevel"/>
-    <w:lvl w:ilvl="0">
-      <w:start w:val="1"/>
-      <w:numFmt w:val="decimal"/>
-      <w:lvlText w:val="%1."/>
-      <w:lvlJc w:val="left"/>
-      <w:pPr>
-        <w:tabs>
-          <w:tab w:val="num" w:pos="540"/>
-        </w:tabs>
-        <w:ind w:left="540" w:hanging="270"/>
-      </w:pPr>
-    </w:lvl>
-  </w:abstractNum>
-  <w:num w:numId="11">
-    <w:abstractNumId w:val="10"/>
-  </w:num>
-  <w:abstractNum w:abstractNumId="11">
-    <w:multiLevelType w:val="singleLevel"/>
-    <w:lvl w:ilvl="0">
-      <w:start w:val="1"/>
-      <w:numFmt w:val="decimal"/>
-      <w:lvlText w:val="%1."/>
-      <w:lvlJc w:val="left"/>
-      <w:pPr>
-        <w:tabs>
-          <w:tab w:val="num" w:pos="540"/>
-        </w:tabs>
-        <w:ind w:left="540" w:hanging="270"/>
-      </w:pPr>
-    </w:lvl>
-  </w:abstractNum>
-  <w:num w:numId="12">
-    <w:abstractNumId w:val="11"/>
-  </w:num>
-  <w:abstractNum w:abstractNumId="12">
-    <w:multiLevelType w:val="singleLevel"/>
-    <w:lvl w:ilvl="0">
-      <w:start w:val="1"/>
-      <w:numFmt w:val="decimal"/>
-      <w:lvlText w:val="%1."/>
-      <w:lvlJc w:val="left"/>
-      <w:pPr>
-        <w:tabs>
-          <w:tab w:val="num" w:pos="540"/>
-        </w:tabs>
-        <w:ind w:left="540" w:hanging="270"/>
-      </w:pPr>
-    </w:lvl>
-  </w:abstractNum>
-  <w:num w:numId="13">
-    <w:abstractNumId w:val="12"/>
-  </w:num>
 </w:numbering>
 </file>
 
@@ -748,7 +558,7 @@
   <w:docDefaults>
     <w:rPrDefault>
       <w:rPr>
-        <w:rFonts w:asciiTheme="minorHAnsi" w:eastAsiaTheme="minorEastAsia" w:hAnsiTheme="minorHAnsi" w:cstheme="minorBidi"/>
+        <w:rFonts/>
         <w:sz w:val="22"/>
         <w:szCs w:val="22"/>
         <w:lang w:val="en-US" w:eastAsia="en-US" w:bidi="ar-SA"/>
@@ -904,12 +714,13 @@
     <w:qFormat/>
     <w:rsid w:val="00FC693F"/>
     <w:pPr>
-      <w:widowControl/>
-      <w:spacing w:before="0" w:after="120" w:line="300" w:lineRule="auto"/>
+      <w:spacing w:after="120" w:line="259" w:lineRule="auto"/>
     </w:pPr>
     <w:rPr>
-      <w:rFonts w:ascii="Calibri" w:hAnsi="Calibri" w:cs="Calibri"/>
-      <w:sz w:val="22"/>
+      <w:rFonts w:ascii="Times New Roman" w:hAnsi="Times New Roman"/>
+      <w:color w:val="000000"/>
+      <w:sz w:val="24"/>
+      <w:lang w:val="ru-RU"/>
     </w:rPr>
   </w:style>
   <w:style w:type="paragraph" w:styleId="Header">
@@ -967,16 +778,17 @@
     <w:pPr>
       <w:keepNext/>
       <w:keepLines/>
-      <w:spacing w:before="360" w:after="200"/>
+      <w:spacing w:before="480" w:after="120" w:line="259" w:lineRule="auto"/>
       <w:outlineLvl w:val="0"/>
     </w:pPr>
     <w:rPr>
-      <w:rFonts w:asciiTheme="majorHAnsi" w:eastAsiaTheme="majorEastAsia" w:hAnsiTheme="majorHAnsi" w:cstheme="majorBidi" w:ascii="Calibri" w:hAnsi="Calibri" w:cs="Calibri"/>
+      <w:rFonts w:ascii="Times New Roman" w:hAnsi="Times New Roman"/>
       <w:b/>
       <w:bCs/>
-      <w:color w:val="2E74B5"/>
-      <w:sz w:val="32"/>
+      <w:color w:val="000000"/>
+      <w:sz w:val="26"/>
       <w:szCs w:val="28"/>
+      <w:lang w:val="ru-RU"/>
     </w:rPr>
   </w:style>
   <w:style w:type="paragraph" w:styleId="Heading2">
@@ -991,16 +803,17 @@
     <w:pPr>
       <w:keepNext/>
       <w:keepLines/>
-      <w:spacing w:before="280" w:after="140"/>
+      <w:spacing w:before="200" w:after="120" w:line="259" w:lineRule="auto"/>
       <w:outlineLvl w:val="1"/>
     </w:pPr>
     <w:rPr>
-      <w:rFonts w:asciiTheme="majorHAnsi" w:eastAsiaTheme="majorEastAsia" w:hAnsiTheme="majorHAnsi" w:cstheme="majorBidi" w:ascii="Calibri" w:hAnsi="Calibri" w:cs="Calibri"/>
+      <w:rFonts w:ascii="Times New Roman" w:hAnsi="Times New Roman"/>
       <w:b/>
       <w:bCs/>
-      <w:color w:val="2E74B5"/>
+      <w:color w:val="000000"/>
       <w:sz w:val="26"/>
       <w:szCs w:val="26"/>
+      <w:lang w:val="ru-RU"/>
     </w:rPr>
   </w:style>
   <w:style w:type="paragraph" w:styleId="Heading3">
@@ -1015,15 +828,14 @@
     <w:pPr>
       <w:keepNext/>
       <w:keepLines/>
-      <w:spacing w:before="200" w:after="100"/>
+      <w:spacing w:before="200" w:after="0"/>
       <w:outlineLvl w:val="2"/>
     </w:pPr>
     <w:rPr>
-      <w:rFonts w:asciiTheme="majorHAnsi" w:eastAsiaTheme="majorEastAsia" w:hAnsiTheme="majorHAnsi" w:cstheme="majorBidi" w:ascii="Calibri" w:hAnsi="Calibri" w:cs="Calibri"/>
+      <w:rFonts/>
       <w:b/>
       <w:bCs/>
-      <w:color w:val="1F4D78"/>
-      <w:sz w:val="24"/>
+      <w:color w:val="4F81BD" w:themeColor="accent1"/>
     </w:rPr>
   </w:style>
   <w:style w:type="paragraph" w:styleId="Heading4">
@@ -1043,7 +855,7 @@
       <w:outlineLvl w:val="3"/>
     </w:pPr>
     <w:rPr>
-      <w:rFonts w:asciiTheme="majorHAnsi" w:eastAsiaTheme="majorEastAsia" w:hAnsiTheme="majorHAnsi" w:cstheme="majorBidi"/>
+      <w:rFonts/>
       <w:b/>
       <w:bCs/>
       <w:i/>
@@ -1068,7 +880,7 @@
       <w:outlineLvl w:val="4"/>
     </w:pPr>
     <w:rPr>
-      <w:rFonts w:asciiTheme="majorHAnsi" w:eastAsiaTheme="majorEastAsia" w:hAnsiTheme="majorHAnsi" w:cstheme="majorBidi"/>
+      <w:rFonts/>
       <w:color w:val="243F60" w:themeColor="accent1" w:themeShade="7F"/>
     </w:rPr>
   </w:style>
@@ -1089,7 +901,7 @@
       <w:outlineLvl w:val="5"/>
     </w:pPr>
     <w:rPr>
-      <w:rFonts w:asciiTheme="majorHAnsi" w:eastAsiaTheme="majorEastAsia" w:hAnsiTheme="majorHAnsi" w:cstheme="majorBidi"/>
+      <w:rFonts/>
       <w:i/>
       <w:iCs/>
       <w:color w:val="243F60" w:themeColor="accent1" w:themeShade="7F"/>
@@ -1112,7 +924,7 @@
       <w:outlineLvl w:val="6"/>
     </w:pPr>
     <w:rPr>
-      <w:rFonts w:asciiTheme="majorHAnsi" w:eastAsiaTheme="majorEastAsia" w:hAnsiTheme="majorHAnsi" w:cstheme="majorBidi"/>
+      <w:rFonts/>
       <w:i/>
       <w:iCs/>
       <w:color w:val="404040" w:themeColor="text1" w:themeTint="BF"/>
@@ -1135,7 +947,7 @@
       <w:outlineLvl w:val="7"/>
     </w:pPr>
     <w:rPr>
-      <w:rFonts w:asciiTheme="majorHAnsi" w:eastAsiaTheme="majorEastAsia" w:hAnsiTheme="majorHAnsi" w:cstheme="majorBidi"/>
+      <w:rFonts/>
       <w:color w:val="4F81BD" w:themeColor="accent1"/>
       <w:sz w:val="20"/>
       <w:szCs w:val="20"/>
@@ -1158,7 +970,7 @@
       <w:outlineLvl w:val="8"/>
     </w:pPr>
     <w:rPr>
-      <w:rFonts w:asciiTheme="majorHAnsi" w:eastAsiaTheme="majorEastAsia" w:hAnsiTheme="majorHAnsi" w:cstheme="majorBidi"/>
+      <w:rFonts/>
       <w:i/>
       <w:iCs/>
       <w:color w:val="404040" w:themeColor="text1" w:themeTint="BF"/>
@@ -1209,7 +1021,7 @@
     <w:uiPriority w:val="9"/>
     <w:rsid w:val="00FC693F"/>
     <w:rPr>
-      <w:rFonts w:asciiTheme="majorHAnsi" w:eastAsiaTheme="majorEastAsia" w:hAnsiTheme="majorHAnsi" w:cstheme="majorBidi"/>
+      <w:rFonts/>
       <w:b/>
       <w:bCs/>
       <w:color w:val="365F91" w:themeColor="accent1" w:themeShade="BF"/>
@@ -1224,7 +1036,7 @@
     <w:uiPriority w:val="9"/>
     <w:rsid w:val="00FC693F"/>
     <w:rPr>
-      <w:rFonts w:asciiTheme="majorHAnsi" w:eastAsiaTheme="majorEastAsia" w:hAnsiTheme="majorHAnsi" w:cstheme="majorBidi"/>
+      <w:rFonts/>
       <w:b/>
       <w:bCs/>
       <w:color w:val="4F81BD" w:themeColor="accent1"/>
@@ -1239,7 +1051,7 @@
     <w:uiPriority w:val="9"/>
     <w:rsid w:val="00FC693F"/>
     <w:rPr>
-      <w:rFonts w:asciiTheme="majorHAnsi" w:eastAsiaTheme="majorEastAsia" w:hAnsiTheme="majorHAnsi" w:cstheme="majorBidi"/>
+      <w:rFonts/>
       <w:b/>
       <w:bCs/>
       <w:color w:val="4F81BD" w:themeColor="accent1"/>
@@ -1254,19 +1066,17 @@
     <w:qFormat/>
     <w:rsid w:val="00FC693F"/>
     <w:pPr>
-      <w:pBdr>
-        <w:bottom w:val="single" w:sz="8" w:space="4" w:color="4F81BD" w:themeColor="accent1"/>
-      </w:pBdr>
-      <w:spacing w:after="300" w:line="240" w:lineRule="auto"/>
+      <w:spacing w:after="120" w:line="259" w:lineRule="auto"/>
       <w:contextualSpacing/>
     </w:pPr>
     <w:rPr>
-      <w:rFonts w:asciiTheme="majorHAnsi" w:eastAsiaTheme="majorEastAsia" w:hAnsiTheme="majorHAnsi" w:cstheme="majorBidi"/>
-      <w:color w:val="17365D" w:themeColor="text2" w:themeShade="BF"/>
+      <w:rFonts w:ascii="Times New Roman" w:hAnsi="Times New Roman"/>
+      <w:color w:val="000000"/>
       <w:spacing w:val="5"/>
       <w:kern w:val="28"/>
-      <w:sz w:val="52"/>
+      <w:sz w:val="40"/>
       <w:szCs w:val="52"/>
+      <w:lang w:val="ru-RU"/>
     </w:rPr>
   </w:style>
   <w:style w:type="character" w:customStyle="1" w:styleId="TitleChar">
@@ -1276,7 +1086,7 @@
     <w:uiPriority w:val="10"/>
     <w:rsid w:val="00FC693F"/>
     <w:rPr>
-      <w:rFonts w:asciiTheme="majorHAnsi" w:eastAsiaTheme="majorEastAsia" w:hAnsiTheme="majorHAnsi" w:cstheme="majorBidi"/>
+      <w:rFonts/>
       <w:color w:val="17365D" w:themeColor="text2" w:themeShade="BF"/>
       <w:spacing w:val="5"/>
       <w:kern w:val="28"/>
@@ -1298,7 +1108,7 @@
       </w:numPr>
     </w:pPr>
     <w:rPr>
-      <w:rFonts w:asciiTheme="majorHAnsi" w:eastAsiaTheme="majorEastAsia" w:hAnsiTheme="majorHAnsi" w:cstheme="majorBidi"/>
+      <w:rFonts/>
       <w:i/>
       <w:iCs/>
       <w:color w:val="4F81BD" w:themeColor="accent1"/>
@@ -1314,7 +1124,7 @@
     <w:uiPriority w:val="11"/>
     <w:rsid w:val="00FC693F"/>
     <w:rPr>
-      <w:rFonts w:asciiTheme="majorHAnsi" w:eastAsiaTheme="majorEastAsia" w:hAnsiTheme="majorHAnsi" w:cstheme="majorBidi"/>
+      <w:rFonts/>
       <w:i/>
       <w:iCs/>
       <w:color w:val="4F81BD" w:themeColor="accent1"/>
@@ -1439,8 +1249,15 @@
       <w:numPr>
         <w:numId w:val="1"/>
       </w:numPr>
+      <w:spacing w:after="120" w:line="259" w:lineRule="auto"/>
       <w:contextualSpacing/>
     </w:pPr>
+    <w:rPr>
+      <w:rFonts w:ascii="Times New Roman" w:hAnsi="Times New Roman"/>
+      <w:color w:val="000000"/>
+      <w:sz w:val="24"/>
+      <w:lang w:val="ru-RU"/>
+    </w:rPr>
   </w:style>
   <w:style w:type="paragraph" w:styleId="ListBullet2">
     <w:name w:val="List Bullet 2"/>
@@ -1612,7 +1429,7 @@
     <w:semiHidden/>
     <w:rsid w:val="00FC693F"/>
     <w:rPr>
-      <w:rFonts w:asciiTheme="majorHAnsi" w:eastAsiaTheme="majorEastAsia" w:hAnsiTheme="majorHAnsi" w:cstheme="majorBidi"/>
+      <w:rFonts/>
       <w:b/>
       <w:bCs/>
       <w:i/>
@@ -1628,7 +1445,7 @@
     <w:semiHidden/>
     <w:rsid w:val="00FC693F"/>
     <w:rPr>
-      <w:rFonts w:asciiTheme="majorHAnsi" w:eastAsiaTheme="majorEastAsia" w:hAnsiTheme="majorHAnsi" w:cstheme="majorBidi"/>
+      <w:rFonts/>
       <w:color w:val="243F60" w:themeColor="accent1" w:themeShade="7F"/>
     </w:rPr>
   </w:style>
@@ -1640,7 +1457,7 @@
     <w:semiHidden/>
     <w:rsid w:val="00FC693F"/>
     <w:rPr>
-      <w:rFonts w:asciiTheme="majorHAnsi" w:eastAsiaTheme="majorEastAsia" w:hAnsiTheme="majorHAnsi" w:cstheme="majorBidi"/>
+      <w:rFonts/>
       <w:i/>
       <w:iCs/>
       <w:color w:val="243F60" w:themeColor="accent1" w:themeShade="7F"/>
@@ -1654,7 +1471,7 @@
     <w:semiHidden/>
     <w:rsid w:val="00FC693F"/>
     <w:rPr>
-      <w:rFonts w:asciiTheme="majorHAnsi" w:eastAsiaTheme="majorEastAsia" w:hAnsiTheme="majorHAnsi" w:cstheme="majorBidi"/>
+      <w:rFonts/>
       <w:i/>
       <w:iCs/>
       <w:color w:val="404040" w:themeColor="text1" w:themeTint="BF"/>
@@ -1668,7 +1485,7 @@
     <w:semiHidden/>
     <w:rsid w:val="00FC693F"/>
     <w:rPr>
-      <w:rFonts w:asciiTheme="majorHAnsi" w:eastAsiaTheme="majorEastAsia" w:hAnsiTheme="majorHAnsi" w:cstheme="majorBidi"/>
+      <w:rFonts/>
       <w:color w:val="4F81BD" w:themeColor="accent1"/>
       <w:sz w:val="20"/>
       <w:szCs w:val="20"/>
@@ -1682,7 +1499,7 @@
     <w:semiHidden/>
     <w:rsid w:val="00FC693F"/>
     <w:rPr>
-      <w:rFonts w:asciiTheme="majorHAnsi" w:eastAsiaTheme="majorEastAsia" w:hAnsiTheme="majorHAnsi" w:cstheme="majorBidi"/>
+      <w:rFonts/>
       <w:i/>
       <w:iCs/>
       <w:color w:val="404040" w:themeColor="text1" w:themeTint="BF"/>
@@ -1741,9 +1558,6 @@
     <w:qFormat/>
     <w:rsid w:val="00FC693F"/>
     <w:pPr>
-      <w:pBdr>
-        <w:bottom w:val="single" w:sz="4" w:space="4" w:color="4F81BD" w:themeColor="accent1"/>
-      </w:pBdr>
       <w:spacing w:before="200" w:after="280"/>
       <w:ind w:left="936" w:right="936"/>
     </w:pPr>
@@ -3271,7 +3085,7 @@
         <w:spacing w:before="0" w:after="0" w:line="240" w:lineRule="auto"/>
       </w:pPr>
       <w:rPr>
-        <w:rFonts w:asciiTheme="majorHAnsi" w:eastAsiaTheme="majorEastAsia" w:hAnsiTheme="majorHAnsi" w:cstheme="majorBidi"/>
+        <w:rFonts/>
         <w:b/>
         <w:bCs/>
       </w:rPr>
@@ -3292,7 +3106,7 @@
         <w:spacing w:before="0" w:after="0" w:line="240" w:lineRule="auto"/>
       </w:pPr>
       <w:rPr>
-        <w:rFonts w:asciiTheme="majorHAnsi" w:eastAsiaTheme="majorEastAsia" w:hAnsiTheme="majorHAnsi" w:cstheme="majorBidi"/>
+        <w:rFonts/>
         <w:b/>
         <w:bCs/>
       </w:rPr>
@@ -3310,14 +3124,14 @@
     </w:tblStylePr>
     <w:tblStylePr w:type="firstCol">
       <w:rPr>
-        <w:rFonts w:asciiTheme="majorHAnsi" w:eastAsiaTheme="majorEastAsia" w:hAnsiTheme="majorHAnsi" w:cstheme="majorBidi"/>
+        <w:rFonts/>
         <w:b/>
         <w:bCs/>
       </w:rPr>
     </w:tblStylePr>
     <w:tblStylePr w:type="lastCol">
       <w:rPr>
-        <w:rFonts w:asciiTheme="majorHAnsi" w:eastAsiaTheme="majorEastAsia" w:hAnsiTheme="majorHAnsi" w:cstheme="majorBidi"/>
+        <w:rFonts/>
         <w:b/>
         <w:bCs/>
       </w:rPr>
@@ -3401,7 +3215,7 @@
         <w:spacing w:before="0" w:after="0" w:line="240" w:lineRule="auto"/>
       </w:pPr>
       <w:rPr>
-        <w:rFonts w:asciiTheme="majorHAnsi" w:eastAsiaTheme="majorEastAsia" w:hAnsiTheme="majorHAnsi" w:cstheme="majorBidi"/>
+        <w:rFonts/>
         <w:b/>
         <w:bCs/>
       </w:rPr>
@@ -3422,7 +3236,7 @@
         <w:spacing w:before="0" w:after="0" w:line="240" w:lineRule="auto"/>
       </w:pPr>
       <w:rPr>
-        <w:rFonts w:asciiTheme="majorHAnsi" w:eastAsiaTheme="majorEastAsia" w:hAnsiTheme="majorHAnsi" w:cstheme="majorBidi"/>
+        <w:rFonts/>
         <w:b/>
         <w:bCs/>
       </w:rPr>
@@ -3440,14 +3254,14 @@
     </w:tblStylePr>
     <w:tblStylePr w:type="firstCol">
       <w:rPr>
-        <w:rFonts w:asciiTheme="majorHAnsi" w:eastAsiaTheme="majorEastAsia" w:hAnsiTheme="majorHAnsi" w:cstheme="majorBidi"/>
+        <w:rFonts/>
         <w:b/>
         <w:bCs/>
       </w:rPr>
     </w:tblStylePr>
     <w:tblStylePr w:type="lastCol">
       <w:rPr>
-        <w:rFonts w:asciiTheme="majorHAnsi" w:eastAsiaTheme="majorEastAsia" w:hAnsiTheme="majorHAnsi" w:cstheme="majorBidi"/>
+        <w:rFonts/>
         <w:b/>
         <w:bCs/>
       </w:rPr>
@@ -3531,7 +3345,7 @@
         <w:spacing w:before="0" w:after="0" w:line="240" w:lineRule="auto"/>
       </w:pPr>
       <w:rPr>
-        <w:rFonts w:asciiTheme="majorHAnsi" w:eastAsiaTheme="majorEastAsia" w:hAnsiTheme="majorHAnsi" w:cstheme="majorBidi"/>
+        <w:rFonts/>
         <w:b/>
         <w:bCs/>
       </w:rPr>
@@ -3552,7 +3366,7 @@
         <w:spacing w:before="0" w:after="0" w:line="240" w:lineRule="auto"/>
       </w:pPr>
       <w:rPr>
-        <w:rFonts w:asciiTheme="majorHAnsi" w:eastAsiaTheme="majorEastAsia" w:hAnsiTheme="majorHAnsi" w:cstheme="majorBidi"/>
+        <w:rFonts/>
         <w:b/>
         <w:bCs/>
       </w:rPr>
@@ -3570,14 +3384,14 @@
     </w:tblStylePr>
     <w:tblStylePr w:type="firstCol">
       <w:rPr>
-        <w:rFonts w:asciiTheme="majorHAnsi" w:eastAsiaTheme="majorEastAsia" w:hAnsiTheme="majorHAnsi" w:cstheme="majorBidi"/>
+        <w:rFonts/>
         <w:b/>
         <w:bCs/>
       </w:rPr>
     </w:tblStylePr>
     <w:tblStylePr w:type="lastCol">
       <w:rPr>
-        <w:rFonts w:asciiTheme="majorHAnsi" w:eastAsiaTheme="majorEastAsia" w:hAnsiTheme="majorHAnsi" w:cstheme="majorBidi"/>
+        <w:rFonts/>
         <w:b/>
         <w:bCs/>
       </w:rPr>
@@ -3661,7 +3475,7 @@
         <w:spacing w:before="0" w:after="0" w:line="240" w:lineRule="auto"/>
       </w:pPr>
       <w:rPr>
-        <w:rFonts w:asciiTheme="majorHAnsi" w:eastAsiaTheme="majorEastAsia" w:hAnsiTheme="majorHAnsi" w:cstheme="majorBidi"/>
+        <w:rFonts/>
         <w:b/>
         <w:bCs/>
       </w:rPr>
@@ -3682,7 +3496,7 @@
         <w:spacing w:before="0" w:after="0" w:line="240" w:lineRule="auto"/>
       </w:pPr>
       <w:rPr>
-        <w:rFonts w:asciiTheme="majorHAnsi" w:eastAsiaTheme="majorEastAsia" w:hAnsiTheme="majorHAnsi" w:cstheme="majorBidi"/>
+        <w:rFonts/>
         <w:b/>
         <w:bCs/>
       </w:rPr>
@@ -3700,14 +3514,14 @@
     </w:tblStylePr>
     <w:tblStylePr w:type="firstCol">
       <w:rPr>
-        <w:rFonts w:asciiTheme="majorHAnsi" w:eastAsiaTheme="majorEastAsia" w:hAnsiTheme="majorHAnsi" w:cstheme="majorBidi"/>
+        <w:rFonts/>
         <w:b/>
         <w:bCs/>
       </w:rPr>
     </w:tblStylePr>
     <w:tblStylePr w:type="lastCol">
       <w:rPr>
-        <w:rFonts w:asciiTheme="majorHAnsi" w:eastAsiaTheme="majorEastAsia" w:hAnsiTheme="majorHAnsi" w:cstheme="majorBidi"/>
+        <w:rFonts/>
         <w:b/>
         <w:bCs/>
       </w:rPr>
@@ -3791,7 +3605,7 @@
         <w:spacing w:before="0" w:after="0" w:line="240" w:lineRule="auto"/>
       </w:pPr>
       <w:rPr>
-        <w:rFonts w:asciiTheme="majorHAnsi" w:eastAsiaTheme="majorEastAsia" w:hAnsiTheme="majorHAnsi" w:cstheme="majorBidi"/>
+        <w:rFonts/>
         <w:b/>
         <w:bCs/>
       </w:rPr>
@@ -3812,7 +3626,7 @@
         <w:spacing w:before="0" w:after="0" w:line="240" w:lineRule="auto"/>
       </w:pPr>
       <w:rPr>
-        <w:rFonts w:asciiTheme="majorHAnsi" w:eastAsiaTheme="majorEastAsia" w:hAnsiTheme="majorHAnsi" w:cstheme="majorBidi"/>
+        <w:rFonts/>
         <w:b/>
         <w:bCs/>
       </w:rPr>
@@ -3830,14 +3644,14 @@
     </w:tblStylePr>
     <w:tblStylePr w:type="firstCol">
       <w:rPr>
-        <w:rFonts w:asciiTheme="majorHAnsi" w:eastAsiaTheme="majorEastAsia" w:hAnsiTheme="majorHAnsi" w:cstheme="majorBidi"/>
+        <w:rFonts/>
         <w:b/>
         <w:bCs/>
       </w:rPr>
     </w:tblStylePr>
     <w:tblStylePr w:type="lastCol">
       <w:rPr>
-        <w:rFonts w:asciiTheme="majorHAnsi" w:eastAsiaTheme="majorEastAsia" w:hAnsiTheme="majorHAnsi" w:cstheme="majorBidi"/>
+        <w:rFonts/>
         <w:b/>
         <w:bCs/>
       </w:rPr>
@@ -3921,7 +3735,7 @@
         <w:spacing w:before="0" w:after="0" w:line="240" w:lineRule="auto"/>
       </w:pPr>
       <w:rPr>
-        <w:rFonts w:asciiTheme="majorHAnsi" w:eastAsiaTheme="majorEastAsia" w:hAnsiTheme="majorHAnsi" w:cstheme="majorBidi"/>
+        <w:rFonts/>
         <w:b/>
         <w:bCs/>
       </w:rPr>
@@ -3942,7 +3756,7 @@
         <w:spacing w:before="0" w:after="0" w:line="240" w:lineRule="auto"/>
       </w:pPr>
       <w:rPr>
-        <w:rFonts w:asciiTheme="majorHAnsi" w:eastAsiaTheme="majorEastAsia" w:hAnsiTheme="majorHAnsi" w:cstheme="majorBidi"/>
+        <w:rFonts/>
         <w:b/>
         <w:bCs/>
       </w:rPr>
@@ -3960,14 +3774,14 @@
     </w:tblStylePr>
     <w:tblStylePr w:type="firstCol">
       <w:rPr>
-        <w:rFonts w:asciiTheme="majorHAnsi" w:eastAsiaTheme="majorEastAsia" w:hAnsiTheme="majorHAnsi" w:cstheme="majorBidi"/>
+        <w:rFonts/>
         <w:b/>
         <w:bCs/>
       </w:rPr>
     </w:tblStylePr>
     <w:tblStylePr w:type="lastCol">
       <w:rPr>
-        <w:rFonts w:asciiTheme="majorHAnsi" w:eastAsiaTheme="majorEastAsia" w:hAnsiTheme="majorHAnsi" w:cstheme="majorBidi"/>
+        <w:rFonts/>
         <w:b/>
         <w:bCs/>
       </w:rPr>
@@ -4051,7 +3865,7 @@
         <w:spacing w:before="0" w:after="0" w:line="240" w:lineRule="auto"/>
       </w:pPr>
       <w:rPr>
-        <w:rFonts w:asciiTheme="majorHAnsi" w:eastAsiaTheme="majorEastAsia" w:hAnsiTheme="majorHAnsi" w:cstheme="majorBidi"/>
+        <w:rFonts/>
         <w:b/>
         <w:bCs/>
       </w:rPr>
@@ -4072,7 +3886,7 @@
         <w:spacing w:before="0" w:after="0" w:line="240" w:lineRule="auto"/>
       </w:pPr>
       <w:rPr>
-        <w:rFonts w:asciiTheme="majorHAnsi" w:eastAsiaTheme="majorEastAsia" w:hAnsiTheme="majorHAnsi" w:cstheme="majorBidi"/>
+        <w:rFonts/>
         <w:b/>
         <w:bCs/>
       </w:rPr>
@@ -4090,14 +3904,14 @@
     </w:tblStylePr>
     <w:tblStylePr w:type="firstCol">
       <w:rPr>
-        <w:rFonts w:asciiTheme="majorHAnsi" w:eastAsiaTheme="majorEastAsia" w:hAnsiTheme="majorHAnsi" w:cstheme="majorBidi"/>
+        <w:rFonts/>
         <w:b/>
         <w:bCs/>
       </w:rPr>
     </w:tblStylePr>
     <w:tblStylePr w:type="lastCol">
       <w:rPr>
-        <w:rFonts w:asciiTheme="majorHAnsi" w:eastAsiaTheme="majorEastAsia" w:hAnsiTheme="majorHAnsi" w:cstheme="majorBidi"/>
+        <w:rFonts/>
         <w:b/>
         <w:bCs/>
       </w:rPr>
@@ -5962,7 +5776,7 @@
     </w:tblPr>
     <w:tblStylePr w:type="firstRow">
       <w:rPr>
-        <w:rFonts w:asciiTheme="majorHAnsi" w:eastAsiaTheme="majorEastAsia" w:hAnsiTheme="majorHAnsi" w:cstheme="majorBidi"/>
+        <w:rFonts/>
       </w:rPr>
       <w:tblPr/>
       <w:tcPr>
@@ -6046,7 +5860,7 @@
     </w:tblPr>
     <w:tblStylePr w:type="firstRow">
       <w:rPr>
-        <w:rFonts w:asciiTheme="majorHAnsi" w:eastAsiaTheme="majorEastAsia" w:hAnsiTheme="majorHAnsi" w:cstheme="majorBidi"/>
+        <w:rFonts/>
       </w:rPr>
       <w:tblPr/>
       <w:tcPr>
@@ -6130,7 +5944,7 @@
     </w:tblPr>
     <w:tblStylePr w:type="firstRow">
       <w:rPr>
-        <w:rFonts w:asciiTheme="majorHAnsi" w:eastAsiaTheme="majorEastAsia" w:hAnsiTheme="majorHAnsi" w:cstheme="majorBidi"/>
+        <w:rFonts/>
       </w:rPr>
       <w:tblPr/>
       <w:tcPr>
@@ -6214,7 +6028,7 @@
     </w:tblPr>
     <w:tblStylePr w:type="firstRow">
       <w:rPr>
-        <w:rFonts w:asciiTheme="majorHAnsi" w:eastAsiaTheme="majorEastAsia" w:hAnsiTheme="majorHAnsi" w:cstheme="majorBidi"/>
+        <w:rFonts/>
       </w:rPr>
       <w:tblPr/>
       <w:tcPr>
@@ -6298,7 +6112,7 @@
     </w:tblPr>
     <w:tblStylePr w:type="firstRow">
       <w:rPr>
-        <w:rFonts w:asciiTheme="majorHAnsi" w:eastAsiaTheme="majorEastAsia" w:hAnsiTheme="majorHAnsi" w:cstheme="majorBidi"/>
+        <w:rFonts/>
       </w:rPr>
       <w:tblPr/>
       <w:tcPr>
@@ -6382,7 +6196,7 @@
     </w:tblPr>
     <w:tblStylePr w:type="firstRow">
       <w:rPr>
-        <w:rFonts w:asciiTheme="majorHAnsi" w:eastAsiaTheme="majorEastAsia" w:hAnsiTheme="majorHAnsi" w:cstheme="majorBidi"/>
+        <w:rFonts/>
       </w:rPr>
       <w:tblPr/>
       <w:tcPr>
@@ -6466,7 +6280,7 @@
     </w:tblPr>
     <w:tblStylePr w:type="firstRow">
       <w:rPr>
-        <w:rFonts w:asciiTheme="majorHAnsi" w:eastAsiaTheme="majorEastAsia" w:hAnsiTheme="majorHAnsi" w:cstheme="majorBidi"/>
+        <w:rFonts/>
       </w:rPr>
       <w:tblPr/>
       <w:tcPr>
@@ -6531,7 +6345,7 @@
       <w:spacing w:after="0" w:line="240" w:lineRule="auto"/>
     </w:pPr>
     <w:rPr>
-      <w:rFonts w:asciiTheme="majorHAnsi" w:eastAsiaTheme="majorEastAsia" w:hAnsiTheme="majorHAnsi" w:cstheme="majorBidi"/>
+      <w:rFonts/>
       <w:color w:val="000000" w:themeColor="text1"/>
     </w:rPr>
     <w:tblPr>
@@ -6659,7 +6473,7 @@
       <w:spacing w:after="0" w:line="240" w:lineRule="auto"/>
     </w:pPr>
     <w:rPr>
-      <w:rFonts w:asciiTheme="majorHAnsi" w:eastAsiaTheme="majorEastAsia" w:hAnsiTheme="majorHAnsi" w:cstheme="majorBidi"/>
+      <w:rFonts/>
       <w:color w:val="000000" w:themeColor="text1"/>
     </w:rPr>
     <w:tblPr>
@@ -6787,7 +6601,7 @@
       <w:spacing w:after="0" w:line="240" w:lineRule="auto"/>
     </w:pPr>
     <w:rPr>
-      <w:rFonts w:asciiTheme="majorHAnsi" w:eastAsiaTheme="majorEastAsia" w:hAnsiTheme="majorHAnsi" w:cstheme="majorBidi"/>
+      <w:rFonts/>
       <w:color w:val="000000" w:themeColor="text1"/>
     </w:rPr>
     <w:tblPr>
@@ -6915,7 +6729,7 @@
       <w:spacing w:after="0" w:line="240" w:lineRule="auto"/>
     </w:pPr>
     <w:rPr>
-      <w:rFonts w:asciiTheme="majorHAnsi" w:eastAsiaTheme="majorEastAsia" w:hAnsiTheme="majorHAnsi" w:cstheme="majorBidi"/>
+      <w:rFonts/>
       <w:color w:val="000000" w:themeColor="text1"/>
     </w:rPr>
     <w:tblPr>
@@ -7043,7 +6857,7 @@
       <w:spacing w:after="0" w:line="240" w:lineRule="auto"/>
     </w:pPr>
     <w:rPr>
-      <w:rFonts w:asciiTheme="majorHAnsi" w:eastAsiaTheme="majorEastAsia" w:hAnsiTheme="majorHAnsi" w:cstheme="majorBidi"/>
+      <w:rFonts/>
       <w:color w:val="000000" w:themeColor="text1"/>
     </w:rPr>
     <w:tblPr>
@@ -7171,7 +6985,7 @@
       <w:spacing w:after="0" w:line="240" w:lineRule="auto"/>
     </w:pPr>
     <w:rPr>
-      <w:rFonts w:asciiTheme="majorHAnsi" w:eastAsiaTheme="majorEastAsia" w:hAnsiTheme="majorHAnsi" w:cstheme="majorBidi"/>
+      <w:rFonts/>
       <w:color w:val="000000" w:themeColor="text1"/>
     </w:rPr>
     <w:tblPr>
@@ -7299,7 +7113,7 @@
       <w:spacing w:after="0" w:line="240" w:lineRule="auto"/>
     </w:pPr>
     <w:rPr>
-      <w:rFonts w:asciiTheme="majorHAnsi" w:eastAsiaTheme="majorEastAsia" w:hAnsiTheme="majorHAnsi" w:cstheme="majorBidi"/>
+      <w:rFonts/>
       <w:color w:val="000000" w:themeColor="text1"/>
     </w:rPr>
     <w:tblPr>
@@ -7938,7 +7752,7 @@
       <w:spacing w:after="0" w:line="240" w:lineRule="auto"/>
     </w:pPr>
     <w:rPr>
-      <w:rFonts w:asciiTheme="majorHAnsi" w:eastAsiaTheme="majorEastAsia" w:hAnsiTheme="majorHAnsi" w:cstheme="majorBidi"/>
+      <w:rFonts/>
       <w:color w:val="000000" w:themeColor="text1"/>
     </w:rPr>
     <w:tblPr>
@@ -8063,7 +7877,7 @@
       <w:spacing w:after="0" w:line="240" w:lineRule="auto"/>
     </w:pPr>
     <w:rPr>
-      <w:rFonts w:asciiTheme="majorHAnsi" w:eastAsiaTheme="majorEastAsia" w:hAnsiTheme="majorHAnsi" w:cstheme="majorBidi"/>
+      <w:rFonts/>
       <w:color w:val="000000" w:themeColor="text1"/>
     </w:rPr>
     <w:tblPr>
@@ -8188,7 +8002,7 @@
       <w:spacing w:after="0" w:line="240" w:lineRule="auto"/>
     </w:pPr>
     <w:rPr>
-      <w:rFonts w:asciiTheme="majorHAnsi" w:eastAsiaTheme="majorEastAsia" w:hAnsiTheme="majorHAnsi" w:cstheme="majorBidi"/>
+      <w:rFonts/>
       <w:color w:val="000000" w:themeColor="text1"/>
     </w:rPr>
     <w:tblPr>
@@ -8313,7 +8127,7 @@
       <w:spacing w:after="0" w:line="240" w:lineRule="auto"/>
     </w:pPr>
     <w:rPr>
-      <w:rFonts w:asciiTheme="majorHAnsi" w:eastAsiaTheme="majorEastAsia" w:hAnsiTheme="majorHAnsi" w:cstheme="majorBidi"/>
+      <w:rFonts/>
       <w:color w:val="000000" w:themeColor="text1"/>
     </w:rPr>
     <w:tblPr>
@@ -8438,7 +8252,7 @@
       <w:spacing w:after="0" w:line="240" w:lineRule="auto"/>
     </w:pPr>
     <w:rPr>
-      <w:rFonts w:asciiTheme="majorHAnsi" w:eastAsiaTheme="majorEastAsia" w:hAnsiTheme="majorHAnsi" w:cstheme="majorBidi"/>
+      <w:rFonts/>
       <w:color w:val="000000" w:themeColor="text1"/>
     </w:rPr>
     <w:tblPr>
@@ -8563,7 +8377,7 @@
       <w:spacing w:after="0" w:line="240" w:lineRule="auto"/>
     </w:pPr>
     <w:rPr>
-      <w:rFonts w:asciiTheme="majorHAnsi" w:eastAsiaTheme="majorEastAsia" w:hAnsiTheme="majorHAnsi" w:cstheme="majorBidi"/>
+      <w:rFonts/>
       <w:color w:val="000000" w:themeColor="text1"/>
     </w:rPr>
     <w:tblPr>
@@ -8688,7 +8502,7 @@
       <w:spacing w:after="0" w:line="240" w:lineRule="auto"/>
     </w:pPr>
     <w:rPr>
-      <w:rFonts w:asciiTheme="majorHAnsi" w:eastAsiaTheme="majorEastAsia" w:hAnsiTheme="majorHAnsi" w:cstheme="majorBidi"/>
+      <w:rFonts/>
       <w:color w:val="000000" w:themeColor="text1"/>
     </w:rPr>
     <w:tblPr>
